--- a/Volume 1/Chapter 06 - RESTful APIs/SPA_Vol1_Ch6_Lesson6_4_HTTP_Clients.docx
+++ b/Volume 1/Chapter 06 - RESTful APIs/SPA_Vol1_Ch6_Lesson6_4_HTTP_Clients.docx
@@ -256,7 +256,7 @@
         <w:keepNext/>
       </w:pPr>
       <w:r>
-        <w:t>C++         cpp-httplib 0.58.0 + OpenSSL   httplib::SSLClient</w:t>
+        <w:t>C++         cpp-httplib 0.59.0 + OpenSSL   httplib::SSLClient</w:t>
       </w:r>
     </w:p>
     <w:p>
@@ -1408,7 +1408,7 @@
         <w:keepNext/>
       </w:pPr>
       <w:r>
-        <w:t>AA14E7E7BD2703694E0A6B6855AF3B8C406102AB1FC56AC905FE33619B31FAA5</w:t>
+        <w:t>DC1E4DE3E0EF3A18F3A5818FAB563EB3FA45D5D3BB1DB527A8D389077ED5EE6C</w:t>
       </w:r>
     </w:p>
     <w:p>
@@ -27221,31 +27221,31 @@
       </w:rPr>
     </w:lvl>
   </w:abstractNum>
-  <w:num w:numId="1" w16cid:durableId="107899178">
+  <w:num w:numId="1" w16cid:durableId="1625501820">
     <w:abstractNumId w:val="8"/>
   </w:num>
-  <w:num w:numId="2" w16cid:durableId="95059760">
+  <w:num w:numId="2" w16cid:durableId="367805261">
     <w:abstractNumId w:val="6"/>
   </w:num>
-  <w:num w:numId="3" w16cid:durableId="1365060402">
+  <w:num w:numId="3" w16cid:durableId="1336686476">
     <w:abstractNumId w:val="5"/>
   </w:num>
-  <w:num w:numId="4" w16cid:durableId="1675306083">
+  <w:num w:numId="4" w16cid:durableId="1115369818">
     <w:abstractNumId w:val="4"/>
   </w:num>
-  <w:num w:numId="5" w16cid:durableId="1486556607">
+  <w:num w:numId="5" w16cid:durableId="68887443">
     <w:abstractNumId w:val="7"/>
   </w:num>
-  <w:num w:numId="6" w16cid:durableId="876814353">
+  <w:num w:numId="6" w16cid:durableId="1783573849">
     <w:abstractNumId w:val="3"/>
   </w:num>
-  <w:num w:numId="7" w16cid:durableId="957181220">
+  <w:num w:numId="7" w16cid:durableId="1849783832">
     <w:abstractNumId w:val="2"/>
   </w:num>
-  <w:num w:numId="8" w16cid:durableId="530920072">
+  <w:num w:numId="8" w16cid:durableId="92282337">
     <w:abstractNumId w:val="1"/>
   </w:num>
-  <w:num w:numId="9" w16cid:durableId="1977877455">
+  <w:num w:numId="9" w16cid:durableId="1501238760">
     <w:abstractNumId w:val="0"/>
   </w:num>
 </w:numbering>

--- a/Volume 1/Chapter 06 - RESTful APIs/SPA_Vol1_Ch6_Lesson6_4_HTTP_Clients.docx
+++ b/Volume 1/Chapter 06 - RESTful APIs/SPA_Vol1_Ch6_Lesson6_4_HTTP_Clients.docx
@@ -1248,6 +1248,272 @@
         <w:pStyle w:val="Heading3"/>
       </w:pPr>
       <w:r>
+        <w:t>Windows PowerShell Project Files</w:t>
+      </w:r>
+    </w:p>
+    <w:p>
+      <w:pPr>
+        <w:keepNext/>
+      </w:pPr>
+      <w:r>
+        <w:t>Next, let the tools create the C# and Go projects, as in Lesson 6.0. Remember, dotnet new console -o makes each client's project, and dotnet new web makes each server's web project, with --exclude-launch-settings so dotnet run starts the server as the lesson shows; each starter Program.cs is replaced with this lesson's code in the C# section. Remember, go mod init makes the .\go folder a module; its go line shows your own Go version.</w:t>
+      </w:r>
+    </w:p>
+    <w:p>
+      <w:pPr>
+        <w:keepNext/>
+      </w:pPr>
+    </w:p>
+    <w:p>
+      <w:pPr>
+        <w:pStyle w:val="CommandBlock"/>
+        <w:keepNext/>
+      </w:pPr>
+      <w:r>
+        <w:t>dotnet new web -o .\csharp\BasicServer --exclude-launch-settings</w:t>
+      </w:r>
+    </w:p>
+    <w:p>
+      <w:pPr>
+        <w:pStyle w:val="CommandBlock"/>
+        <w:keepNext/>
+      </w:pPr>
+      <w:r>
+        <w:t>dotnet new console -o .\csharp\BasicClient</w:t>
+      </w:r>
+    </w:p>
+    <w:p>
+      <w:pPr>
+        <w:pStyle w:val="CommandBlock"/>
+        <w:keepNext/>
+      </w:pPr>
+      <w:r>
+        <w:t>dotnet new web -o .\csharp\Server --exclude-launch-settings</w:t>
+      </w:r>
+    </w:p>
+    <w:p>
+      <w:pPr>
+        <w:pStyle w:val="CommandBlock"/>
+        <w:keepNext/>
+      </w:pPr>
+      <w:r>
+        <w:t>dotnet new console -o .\csharp\Client</w:t>
+      </w:r>
+    </w:p>
+    <w:p>
+      <w:pPr>
+        <w:pStyle w:val="CommandBlock"/>
+      </w:pPr>
+      <w:r>
+        <w:t>go -C .\go mod init example.com/httpclients</w:t>
+      </w:r>
+    </w:p>
+    <w:p>
+      <w:pPr>
+        <w:keepNext/>
+      </w:pPr>
+    </w:p>
+    <w:p>
+      <w:r>
+        <w:t>As in Lesson 6.0, type each server's .csproj over the one dotnet new web made, for OutputType Exe and RunWorkingDirectory: notepad .\csharp\BasicServer\BasicServer.csproj opens the file; press Ctrl+A, type the file below in place of its lines, save it with Ctrl+S, and close Notepad. Do the same for .\csharp\Server\Server.csproj.</w:t>
+      </w:r>
+    </w:p>
+    <w:p>
+      <w:pPr>
+        <w:keepNext/>
+      </w:pPr>
+    </w:p>
+    <w:p>
+      <w:pPr>
+        <w:pStyle w:val="Heading3"/>
+      </w:pPr>
+      <w:r>
+        <w:t>csharp/BasicServer/BasicServer.csproj</w:t>
+      </w:r>
+    </w:p>
+    <w:p>
+      <w:pPr>
+        <w:pStyle w:val="SourceCode"/>
+        <w:keepNext/>
+      </w:pPr>
+      <w:r>
+        <w:t>&lt;Project Sdk="Microsoft.NET.Sdk.Web"&gt;</w:t>
+      </w:r>
+    </w:p>
+    <w:p>
+      <w:pPr>
+        <w:pStyle w:val="SourceCode"/>
+        <w:keepNext/>
+      </w:pPr>
+      <w:r>
+        <w:t xml:space="preserve">  &lt;PropertyGroup&gt;</w:t>
+      </w:r>
+    </w:p>
+    <w:p>
+      <w:pPr>
+        <w:pStyle w:val="SourceCode"/>
+        <w:keepNext/>
+      </w:pPr>
+      <w:r>
+        <w:t xml:space="preserve">    &lt;OutputType&gt;Exe&lt;/OutputType&gt;</w:t>
+      </w:r>
+    </w:p>
+    <w:p>
+      <w:pPr>
+        <w:pStyle w:val="SourceCode"/>
+        <w:keepNext/>
+      </w:pPr>
+      <w:r>
+        <w:t xml:space="preserve">    &lt;TargetFramework&gt;net10.0&lt;/TargetFramework&gt;</w:t>
+      </w:r>
+    </w:p>
+    <w:p>
+      <w:pPr>
+        <w:pStyle w:val="SourceCode"/>
+        <w:keepNext/>
+      </w:pPr>
+      <w:r>
+        <w:t xml:space="preserve">    &lt;ImplicitUsings&gt;enable&lt;/ImplicitUsings&gt;</w:t>
+      </w:r>
+    </w:p>
+    <w:p>
+      <w:pPr>
+        <w:pStyle w:val="SourceCode"/>
+        <w:keepNext/>
+      </w:pPr>
+      <w:r>
+        <w:t xml:space="preserve">    &lt;Nullable&gt;enable&lt;/Nullable&gt;</w:t>
+      </w:r>
+    </w:p>
+    <w:p>
+      <w:pPr>
+        <w:pStyle w:val="SourceCode"/>
+        <w:keepNext/>
+      </w:pPr>
+      <w:r>
+        <w:t xml:space="preserve">    &lt;RunWorkingDirectory&gt;$(MSBuildStartupDirectory)&lt;/RunWorkingDirectory&gt;</w:t>
+      </w:r>
+    </w:p>
+    <w:p>
+      <w:pPr>
+        <w:pStyle w:val="SourceCode"/>
+        <w:keepNext/>
+      </w:pPr>
+      <w:r>
+        <w:t xml:space="preserve">  &lt;/PropertyGroup&gt;</w:t>
+      </w:r>
+    </w:p>
+    <w:p>
+      <w:pPr>
+        <w:pStyle w:val="SourceCode"/>
+      </w:pPr>
+      <w:r>
+        <w:t>&lt;/Project&gt;</w:t>
+      </w:r>
+    </w:p>
+    <w:p>
+      <w:pPr>
+        <w:keepNext/>
+      </w:pPr>
+    </w:p>
+    <w:p>
+      <w:pPr>
+        <w:pStyle w:val="Heading3"/>
+      </w:pPr>
+      <w:r>
+        <w:t>csharp/Server/Server.csproj</w:t>
+      </w:r>
+    </w:p>
+    <w:p>
+      <w:pPr>
+        <w:pStyle w:val="SourceCode"/>
+        <w:keepNext/>
+      </w:pPr>
+      <w:r>
+        <w:t>&lt;Project Sdk="Microsoft.NET.Sdk.Web"&gt;</w:t>
+      </w:r>
+    </w:p>
+    <w:p>
+      <w:pPr>
+        <w:pStyle w:val="SourceCode"/>
+        <w:keepNext/>
+      </w:pPr>
+      <w:r>
+        <w:t xml:space="preserve">  &lt;PropertyGroup&gt;</w:t>
+      </w:r>
+    </w:p>
+    <w:p>
+      <w:pPr>
+        <w:pStyle w:val="SourceCode"/>
+        <w:keepNext/>
+      </w:pPr>
+      <w:r>
+        <w:t xml:space="preserve">    &lt;OutputType&gt;Exe&lt;/OutputType&gt;</w:t>
+      </w:r>
+    </w:p>
+    <w:p>
+      <w:pPr>
+        <w:pStyle w:val="SourceCode"/>
+        <w:keepNext/>
+      </w:pPr>
+      <w:r>
+        <w:t xml:space="preserve">    &lt;TargetFramework&gt;net10.0&lt;/TargetFramework&gt;</w:t>
+      </w:r>
+    </w:p>
+    <w:p>
+      <w:pPr>
+        <w:pStyle w:val="SourceCode"/>
+        <w:keepNext/>
+      </w:pPr>
+      <w:r>
+        <w:t xml:space="preserve">    &lt;ImplicitUsings&gt;enable&lt;/ImplicitUsings&gt;</w:t>
+      </w:r>
+    </w:p>
+    <w:p>
+      <w:pPr>
+        <w:pStyle w:val="SourceCode"/>
+        <w:keepNext/>
+      </w:pPr>
+      <w:r>
+        <w:t xml:space="preserve">    &lt;Nullable&gt;enable&lt;/Nullable&gt;</w:t>
+      </w:r>
+    </w:p>
+    <w:p>
+      <w:pPr>
+        <w:pStyle w:val="SourceCode"/>
+        <w:keepNext/>
+      </w:pPr>
+      <w:r>
+        <w:t xml:space="preserve">    &lt;RunWorkingDirectory&gt;$(MSBuildStartupDirectory)&lt;/RunWorkingDirectory&gt;</w:t>
+      </w:r>
+    </w:p>
+    <w:p>
+      <w:pPr>
+        <w:pStyle w:val="SourceCode"/>
+        <w:keepNext/>
+      </w:pPr>
+      <w:r>
+        <w:t xml:space="preserve">  &lt;/PropertyGroup&gt;</w:t>
+      </w:r>
+    </w:p>
+    <w:p>
+      <w:pPr>
+        <w:pStyle w:val="SourceCode"/>
+      </w:pPr>
+      <w:r>
+        <w:t>&lt;/Project&gt;</w:t>
+      </w:r>
+    </w:p>
+    <w:p>
+      <w:pPr>
+        <w:keepNext/>
+      </w:pPr>
+    </w:p>
+    <w:p>
+      <w:pPr>
+        <w:pStyle w:val="Heading3"/>
+      </w:pPr>
+      <w:r>
         <w:t>Linux or macOS Project Setup</w:t>
       </w:r>
     </w:p>
@@ -1323,8 +1589,70 @@
       </w:pPr>
     </w:p>
     <w:p>
-      <w:r>
-        <w:t>Save each source and supporting file from this lesson into the matching path in the project layout. As in Chapter 1, notepad .\c\basic_server.c creates and opens one: choose Yes, type the file, save it with Ctrl+S, and close Notepad (nano ./c/basic_server.c on Linux, then Ctrl+O, Enter, and Ctrl+X).</w:t>
+      <w:pPr>
+        <w:keepNext/>
+      </w:pPr>
+      <w:r>
+        <w:t>Then create the C# and Go projects with the same commands as on Windows, and type the two server .csproj files exactly as shown in the Windows setup.</w:t>
+      </w:r>
+    </w:p>
+    <w:p>
+      <w:pPr>
+        <w:keepNext/>
+      </w:pPr>
+    </w:p>
+    <w:p>
+      <w:pPr>
+        <w:pStyle w:val="CommandBlock"/>
+        <w:keepNext/>
+      </w:pPr>
+      <w:r>
+        <w:t>dotnet new web -o ./csharp/BasicServer --exclude-launch-settings</w:t>
+      </w:r>
+    </w:p>
+    <w:p>
+      <w:pPr>
+        <w:pStyle w:val="CommandBlock"/>
+        <w:keepNext/>
+      </w:pPr>
+      <w:r>
+        <w:t>dotnet new console -o ./csharp/BasicClient</w:t>
+      </w:r>
+    </w:p>
+    <w:p>
+      <w:pPr>
+        <w:pStyle w:val="CommandBlock"/>
+        <w:keepNext/>
+      </w:pPr>
+      <w:r>
+        <w:t>dotnet new web -o ./csharp/Server --exclude-launch-settings</w:t>
+      </w:r>
+    </w:p>
+    <w:p>
+      <w:pPr>
+        <w:pStyle w:val="CommandBlock"/>
+        <w:keepNext/>
+      </w:pPr>
+      <w:r>
+        <w:t>dotnet new console -o ./csharp/Client</w:t>
+      </w:r>
+    </w:p>
+    <w:p>
+      <w:pPr>
+        <w:pStyle w:val="CommandBlock"/>
+      </w:pPr>
+      <w:r>
+        <w:t>go -C ./go mod init example.com/httpclients</w:t>
+      </w:r>
+    </w:p>
+    <w:p>
+      <w:pPr>
+        <w:keepNext/>
+      </w:pPr>
+    </w:p>
+    <w:p>
+      <w:r>
+        <w:t>You save each source file in its language's section below, as each is shown, and step 2 makes the TypeScript project. As in Chapter 1, notepad .\c\basic_server.c creates and opens one: choose Yes, type the file, save it with Ctrl+S, and close Notepad (nano ./c/basic_server.c on Linux, then Ctrl+O, Enter, and Ctrl+X).</w:t>
       </w:r>
     </w:p>
     <w:p>
@@ -1439,7 +1767,10 @@
     </w:p>
     <w:p>
       <w:r>
-        <w:t>Remember, npm installs undici and the TypeScript compiler into the lesson folder, at the versions package.json pins (Lesson 6.0). C#, Go, and Python need nothing more, and C's libraries are already installed.</w:t>
+        <w:t>The TypeScript project needs a package.json. Remember, npm init -y, npm pkg, then npm install: the first npm install line pins undici 8.11.2, which the clients need when they run, and the second the TypeScript compiler and Node's type descriptions (Lesson 6.0). Then type the TypeScript compiler settings: notepad .\typescript\tsconfig.json creates and opens the file; choose Yes, type the file, save it with Ctrl+S, and close Notepad. On Linux, cd moves into ./typescript for the npm lines, and cd .. moves back</w:t>
+      </w:r>
+      <w:r>
+        <w:t>; type typescript/tsconfig.json exactly as shown in the Windows setup. C#, Go, and Python need nothing more, and C's libraries are already installed.</w:t>
       </w:r>
     </w:p>
     <w:p>
@@ -1458,9 +1789,99 @@
     <w:p>
       <w:pPr>
         <w:pStyle w:val="CommandBlock"/>
-      </w:pPr>
-      <w:r>
-        <w:t>npm --prefix .\typescript install --ignore-scripts --no-audit --no-fund</w:t>
+        <w:keepNext/>
+      </w:pPr>
+      <w:r>
+        <w:t>Push-Location .\typescript</w:t>
+      </w:r>
+    </w:p>
+    <w:p>
+      <w:pPr>
+        <w:pStyle w:val="CommandBlock"/>
+        <w:keepNext/>
+      </w:pPr>
+      <w:r>
+        <w:t>npm init -y</w:t>
+      </w:r>
+    </w:p>
+    <w:p>
+      <w:pPr>
+        <w:pStyle w:val="CommandBlock"/>
+        <w:keepNext/>
+      </w:pPr>
+      <w:r>
+        <w:t>npm pkg set name=http-clients-typescript type=module</w:t>
+      </w:r>
+    </w:p>
+    <w:p>
+      <w:pPr>
+        <w:pStyle w:val="CommandBlock"/>
+        <w:keepNext/>
+      </w:pPr>
+      <w:r>
+        <w:t>npm pkg set private=true --json</w:t>
+      </w:r>
+    </w:p>
+    <w:p>
+      <w:pPr>
+        <w:pStyle w:val="CommandBlock"/>
+        <w:keepNext/>
+      </w:pPr>
+      <w:r>
+        <w:t>npm pkg set "scripts.check=tsc --noEmit" "scripts.build=tsc --noEmitOnError"</w:t>
+      </w:r>
+    </w:p>
+    <w:p>
+      <w:pPr>
+        <w:pStyle w:val="CommandBlock"/>
+        <w:keepNext/>
+      </w:pPr>
+      <w:r>
+        <w:t>npm pkg delete version description main keywords author license scripts.test</w:t>
+      </w:r>
+    </w:p>
+    <w:p>
+      <w:pPr>
+        <w:pStyle w:val="CommandBlock"/>
+        <w:keepNext/>
+      </w:pPr>
+      <w:r>
+        <w:t>npm install --save-exact undici@8.11.2 `</w:t>
+      </w:r>
+    </w:p>
+    <w:p>
+      <w:pPr>
+        <w:pStyle w:val="CommandBlock"/>
+        <w:keepNext/>
+      </w:pPr>
+      <w:r>
+        <w:t xml:space="preserve">    --ignore-scripts --no-audit --no-fund</w:t>
+      </w:r>
+    </w:p>
+    <w:p>
+      <w:pPr>
+        <w:pStyle w:val="CommandBlock"/>
+        <w:keepNext/>
+      </w:pPr>
+      <w:r>
+        <w:t>npm install --save-dev --save-exact typescript@7.0.2 @types/node@24.13.5 `</w:t>
+      </w:r>
+    </w:p>
+    <w:p>
+      <w:pPr>
+        <w:pStyle w:val="CommandBlock"/>
+        <w:keepNext/>
+      </w:pPr>
+      <w:r>
+        <w:t xml:space="preserve">    --ignore-scripts --no-audit --no-fund</w:t>
+      </w:r>
+    </w:p>
+    <w:p>
+      <w:pPr>
+        <w:pStyle w:val="CommandBlock"/>
+      </w:pPr>
+      <w:r>
+        <w:t>Pop-Location</w:t>
       </w:r>
     </w:p>
     <w:p>
@@ -1473,15 +1894,258 @@
         <w:pStyle w:val="Heading3"/>
       </w:pPr>
       <w:r>
+        <w:t>typescript/tsconfig.json</w:t>
+      </w:r>
+    </w:p>
+    <w:p>
+      <w:pPr>
+        <w:pStyle w:val="SourceCode"/>
+        <w:keepNext/>
+      </w:pPr>
+      <w:r>
+        <w:t>{</w:t>
+      </w:r>
+    </w:p>
+    <w:p>
+      <w:pPr>
+        <w:pStyle w:val="SourceCode"/>
+        <w:keepNext/>
+      </w:pPr>
+      <w:r>
+        <w:t xml:space="preserve">  "compilerOptions": {</w:t>
+      </w:r>
+    </w:p>
+    <w:p>
+      <w:pPr>
+        <w:pStyle w:val="SourceCode"/>
+      </w:pPr>
+      <w:r>
+        <w:t xml:space="preserve">    "target": "ES2022",</w:t>
+      </w:r>
+    </w:p>
+    <w:p>
+      <w:pPr>
+        <w:pStyle w:val="SourceCode"/>
+      </w:pPr>
+      <w:r>
+        <w:t xml:space="preserve">    "module": "NodeNext",</w:t>
+      </w:r>
+    </w:p>
+    <w:p>
+      <w:pPr>
+        <w:pStyle w:val="SourceCode"/>
+      </w:pPr>
+      <w:r>
+        <w:t xml:space="preserve">    "moduleResolution": "NodeNext",</w:t>
+      </w:r>
+    </w:p>
+    <w:p>
+      <w:pPr>
+        <w:pStyle w:val="SourceCode"/>
+      </w:pPr>
+      <w:r>
+        <w:t xml:space="preserve">    "rootDir": "src",</w:t>
+      </w:r>
+    </w:p>
+    <w:p>
+      <w:pPr>
+        <w:pStyle w:val="SourceCode"/>
+      </w:pPr>
+      <w:r>
+        <w:t xml:space="preserve">    "outDir": "dist",</w:t>
+      </w:r>
+    </w:p>
+    <w:p>
+      <w:pPr>
+        <w:pStyle w:val="SourceCode"/>
+      </w:pPr>
+      <w:r>
+        <w:t xml:space="preserve">    "strict": true,</w:t>
+      </w:r>
+    </w:p>
+    <w:p>
+      <w:pPr>
+        <w:pStyle w:val="SourceCode"/>
+      </w:pPr>
+      <w:r>
+        <w:t xml:space="preserve">    "types": [</w:t>
+      </w:r>
+    </w:p>
+    <w:p>
+      <w:pPr>
+        <w:pStyle w:val="SourceCode"/>
+      </w:pPr>
+      <w:r>
+        <w:t xml:space="preserve">      "node"</w:t>
+      </w:r>
+    </w:p>
+    <w:p>
+      <w:pPr>
+        <w:pStyle w:val="SourceCode"/>
+      </w:pPr>
+      <w:r>
+        <w:t xml:space="preserve">    ],</w:t>
+      </w:r>
+    </w:p>
+    <w:p>
+      <w:pPr>
+        <w:pStyle w:val="SourceCode"/>
+      </w:pPr>
+      <w:r>
+        <w:t xml:space="preserve">    "moduleDetection": "force"</w:t>
+      </w:r>
+    </w:p>
+    <w:p>
+      <w:pPr>
+        <w:pStyle w:val="SourceCode"/>
+      </w:pPr>
+      <w:r>
+        <w:t xml:space="preserve">  },</w:t>
+      </w:r>
+    </w:p>
+    <w:p>
+      <w:pPr>
+        <w:pStyle w:val="SourceCode"/>
+      </w:pPr>
+      <w:r>
+        <w:t xml:space="preserve">  "include": [</w:t>
+      </w:r>
+    </w:p>
+    <w:p>
+      <w:pPr>
+        <w:pStyle w:val="SourceCode"/>
+        <w:keepNext/>
+      </w:pPr>
+      <w:r>
+        <w:t xml:space="preserve">    "src/**/*.ts"</w:t>
+      </w:r>
+    </w:p>
+    <w:p>
+      <w:pPr>
+        <w:pStyle w:val="SourceCode"/>
+        <w:keepNext/>
+      </w:pPr>
+      <w:r>
+        <w:t xml:space="preserve">  ]</w:t>
+      </w:r>
+    </w:p>
+    <w:p>
+      <w:pPr>
+        <w:pStyle w:val="SourceCode"/>
+      </w:pPr>
+      <w:r>
+        <w:t>}</w:t>
+      </w:r>
+    </w:p>
+    <w:p>
+      <w:pPr>
+        <w:keepNext/>
+      </w:pPr>
+    </w:p>
+    <w:p>
+      <w:pPr>
+        <w:pStyle w:val="Heading3"/>
+      </w:pPr>
+      <w:r>
         <w:t>Linux or macOS Package Setup</w:t>
       </w:r>
     </w:p>
     <w:p>
       <w:pPr>
         <w:pStyle w:val="CommandBlock"/>
-      </w:pPr>
-      <w:r>
-        <w:t>npm --prefix ./typescript install --ignore-scripts --no-audit --no-fund</w:t>
+        <w:keepNext/>
+      </w:pPr>
+      <w:r>
+        <w:t>cd ./typescript</w:t>
+      </w:r>
+    </w:p>
+    <w:p>
+      <w:pPr>
+        <w:pStyle w:val="CommandBlock"/>
+        <w:keepNext/>
+      </w:pPr>
+      <w:r>
+        <w:t>npm init -y</w:t>
+      </w:r>
+    </w:p>
+    <w:p>
+      <w:pPr>
+        <w:pStyle w:val="CommandBlock"/>
+        <w:keepNext/>
+      </w:pPr>
+      <w:r>
+        <w:t>npm pkg set name=http-clients-typescript type=module</w:t>
+      </w:r>
+    </w:p>
+    <w:p>
+      <w:pPr>
+        <w:pStyle w:val="CommandBlock"/>
+        <w:keepNext/>
+      </w:pPr>
+      <w:r>
+        <w:t>npm pkg set private=true --json</w:t>
+      </w:r>
+    </w:p>
+    <w:p>
+      <w:pPr>
+        <w:pStyle w:val="CommandBlock"/>
+        <w:keepNext/>
+      </w:pPr>
+      <w:r>
+        <w:t>npm pkg set "scripts.check=tsc --noEmit" "scripts.build=tsc --noEmitOnError"</w:t>
+      </w:r>
+    </w:p>
+    <w:p>
+      <w:pPr>
+        <w:pStyle w:val="CommandBlock"/>
+        <w:keepNext/>
+      </w:pPr>
+      <w:r>
+        <w:t>npm pkg delete version description main keywords author license scripts.test</w:t>
+      </w:r>
+    </w:p>
+    <w:p>
+      <w:pPr>
+        <w:pStyle w:val="CommandBlock"/>
+        <w:keepNext/>
+      </w:pPr>
+      <w:r>
+        <w:t>npm install --save-exact undici@8.11.2 \</w:t>
+      </w:r>
+    </w:p>
+    <w:p>
+      <w:pPr>
+        <w:pStyle w:val="CommandBlock"/>
+        <w:keepNext/>
+      </w:pPr>
+      <w:r>
+        <w:t xml:space="preserve">    --ignore-scripts --no-audit --no-fund</w:t>
+      </w:r>
+    </w:p>
+    <w:p>
+      <w:pPr>
+        <w:pStyle w:val="CommandBlock"/>
+        <w:keepNext/>
+      </w:pPr>
+      <w:r>
+        <w:t>npm install --save-dev --save-exact typescript@7.0.2 @types/node@24.13.5 \</w:t>
+      </w:r>
+    </w:p>
+    <w:p>
+      <w:pPr>
+        <w:pStyle w:val="CommandBlock"/>
+        <w:keepNext/>
+      </w:pPr>
+      <w:r>
+        <w:t xml:space="preserve">    --ignore-scripts --no-audit --no-fund</w:t>
+      </w:r>
+    </w:p>
+    <w:p>
+      <w:pPr>
+        <w:pStyle w:val="CommandBlock"/>
+      </w:pPr>
+      <w:r>
+        <w:t>cd ..</w:t>
       </w:r>
     </w:p>
     <w:p>
@@ -25344,7 +26008,7 @@
     </w:p>
     <w:p>
       <w:r>
-        <w:t>These files are Lesson 6.0's, with this lesson's names. Remember, each server's .csproj uses Microsoft.NET.Sdk.Web and sets RunWorkingDirectory, so dotnet run starts in the lesson folder, and the client projects use the plain Microsoft.NET.Sdk (Lesson 6.0). go.mod names this lesson's module, example.com/httpclients, and requires nothing. package.json pins undici, the TypeScript compiler, and Node's type definitions.</w:t>
+        <w:t>These are the files the setup commands wrote, shown here so you can check yours. Your go line shows your own Go version, and the blank lines and the order of the package.json fields may differ. go.mod names this lesson's Go module, example.com/httpclients, and package.json pins undici 8.11.2, the TypeScript compiler, and Node's type descriptions.</w:t>
       </w:r>
     </w:p>
     <w:p>
@@ -25362,16 +26026,16 @@
         <w:pStyle w:val="Heading2"/>
       </w:pPr>
       <w:r>
-        <w:t>csharp/BasicServer/BasicServer.csproj</w:t>
-      </w:r>
-    </w:p>
-    <w:p>
-      <w:pPr>
-        <w:pStyle w:val="SourceCode"/>
-        <w:keepNext/>
-      </w:pPr>
-      <w:r>
-        <w:t>&lt;Project Sdk="Microsoft.NET.Sdk.Web"&gt;</w:t>
+        <w:t>csharp/BasicClient/BasicClient.csproj</w:t>
+      </w:r>
+    </w:p>
+    <w:p>
+      <w:pPr>
+        <w:pStyle w:val="SourceCode"/>
+        <w:keepNext/>
+      </w:pPr>
+      <w:r>
+        <w:t>&lt;Project Sdk="Microsoft.NET.Sdk"&gt;</w:t>
       </w:r>
     </w:p>
     <w:p>
@@ -25425,15 +26089,6 @@
         <w:keepNext/>
       </w:pPr>
       <w:r>
-        <w:t xml:space="preserve">    &lt;RunWorkingDirectory&gt;$(MSBuildStartupDirectory)&lt;/RunWorkingDirectory&gt;</w:t>
-      </w:r>
-    </w:p>
-    <w:p>
-      <w:pPr>
-        <w:pStyle w:val="SourceCode"/>
-        <w:keepNext/>
-      </w:pPr>
-      <w:r>
         <w:t xml:space="preserve">  &lt;/PropertyGroup&gt;</w:t>
       </w:r>
     </w:p>
@@ -25460,7 +26115,7 @@
         <w:pStyle w:val="Heading2"/>
       </w:pPr>
       <w:r>
-        <w:t>csharp/BasicClient/BasicClient.csproj</w:t>
+        <w:t>csharp/Client/Client.csproj</w:t>
       </w:r>
     </w:p>
     <w:p>
@@ -25549,87 +26204,30 @@
         <w:pStyle w:val="Heading2"/>
       </w:pPr>
       <w:r>
-        <w:t>csharp/Server/Server.csproj</w:t>
-      </w:r>
-    </w:p>
-    <w:p>
-      <w:pPr>
-        <w:pStyle w:val="SourceCode"/>
-        <w:keepNext/>
-      </w:pPr>
-      <w:r>
-        <w:t>&lt;Project Sdk="Microsoft.NET.Sdk.Web"&gt;</w:t>
-      </w:r>
-    </w:p>
-    <w:p>
-      <w:pPr>
-        <w:pStyle w:val="SourceCode"/>
-        <w:keepNext/>
-      </w:pPr>
-      <w:r>
-        <w:t xml:space="preserve">  &lt;PropertyGroup&gt;</w:t>
-      </w:r>
-    </w:p>
-    <w:p>
-      <w:pPr>
-        <w:pStyle w:val="SourceCode"/>
-        <w:keepNext/>
-      </w:pPr>
-      <w:r>
-        <w:t xml:space="preserve">    &lt;OutputType&gt;Exe&lt;/OutputType&gt;</w:t>
-      </w:r>
-    </w:p>
-    <w:p>
-      <w:pPr>
-        <w:pStyle w:val="SourceCode"/>
-        <w:keepNext/>
-      </w:pPr>
-      <w:r>
-        <w:t xml:space="preserve">    &lt;TargetFramework&gt;net10.0&lt;/TargetFramework&gt;</w:t>
-      </w:r>
-    </w:p>
-    <w:p>
-      <w:pPr>
-        <w:pStyle w:val="SourceCode"/>
-        <w:keepNext/>
-      </w:pPr>
-      <w:r>
-        <w:t xml:space="preserve">    &lt;ImplicitUsings&gt;enable&lt;/ImplicitUsings&gt;</w:t>
-      </w:r>
-    </w:p>
-    <w:p>
-      <w:pPr>
-        <w:pStyle w:val="SourceCode"/>
-        <w:keepNext/>
-      </w:pPr>
-      <w:r>
-        <w:t xml:space="preserve">    &lt;Nullable&gt;enable&lt;/Nullable&gt;</w:t>
-      </w:r>
-    </w:p>
-    <w:p>
-      <w:pPr>
-        <w:pStyle w:val="SourceCode"/>
-        <w:keepNext/>
-      </w:pPr>
-      <w:r>
-        <w:t xml:space="preserve">    &lt;RunWorkingDirectory&gt;$(MSBuildStartupDirectory)&lt;/RunWorkingDirectory&gt;</w:t>
-      </w:r>
-    </w:p>
-    <w:p>
-      <w:pPr>
-        <w:pStyle w:val="SourceCode"/>
-        <w:keepNext/>
-      </w:pPr>
-      <w:r>
-        <w:t xml:space="preserve">  &lt;/PropertyGroup&gt;</w:t>
-      </w:r>
-    </w:p>
-    <w:p>
-      <w:pPr>
-        <w:pStyle w:val="SourceCode"/>
-      </w:pPr>
-      <w:r>
-        <w:t>&lt;/Project&gt;</w:t>
+        <w:t>go/go.mod</w:t>
+      </w:r>
+    </w:p>
+    <w:p>
+      <w:pPr>
+        <w:pStyle w:val="SourceCode"/>
+        <w:keepNext/>
+      </w:pPr>
+      <w:r>
+        <w:t>module example.com/httpclients</w:t>
+      </w:r>
+    </w:p>
+    <w:p>
+      <w:pPr>
+        <w:pStyle w:val="SourceCode"/>
+        <w:keepNext/>
+      </w:pPr>
+    </w:p>
+    <w:p>
+      <w:pPr>
+        <w:pStyle w:val="SourceCode"/>
+      </w:pPr>
+      <w:r>
+        <w:t>go 1.24.0</w:t>
       </w:r>
     </w:p>
     <w:p>
@@ -25647,136 +26245,6 @@
         <w:pStyle w:val="Heading2"/>
       </w:pPr>
       <w:r>
-        <w:t>csharp/Client/Client.csproj</w:t>
-      </w:r>
-    </w:p>
-    <w:p>
-      <w:pPr>
-        <w:pStyle w:val="SourceCode"/>
-        <w:keepNext/>
-      </w:pPr>
-      <w:r>
-        <w:t>&lt;Project Sdk="Microsoft.NET.Sdk"&gt;</w:t>
-      </w:r>
-    </w:p>
-    <w:p>
-      <w:pPr>
-        <w:pStyle w:val="SourceCode"/>
-        <w:keepNext/>
-      </w:pPr>
-      <w:r>
-        <w:t xml:space="preserve">  &lt;PropertyGroup&gt;</w:t>
-      </w:r>
-    </w:p>
-    <w:p>
-      <w:pPr>
-        <w:pStyle w:val="SourceCode"/>
-        <w:keepNext/>
-      </w:pPr>
-      <w:r>
-        <w:t xml:space="preserve">    &lt;OutputType&gt;Exe&lt;/OutputType&gt;</w:t>
-      </w:r>
-    </w:p>
-    <w:p>
-      <w:pPr>
-        <w:pStyle w:val="SourceCode"/>
-        <w:keepNext/>
-      </w:pPr>
-      <w:r>
-        <w:t xml:space="preserve">    &lt;TargetFramework&gt;net10.0&lt;/TargetFramework&gt;</w:t>
-      </w:r>
-    </w:p>
-    <w:p>
-      <w:pPr>
-        <w:pStyle w:val="SourceCode"/>
-        <w:keepNext/>
-      </w:pPr>
-      <w:r>
-        <w:t xml:space="preserve">    &lt;ImplicitUsings&gt;enable&lt;/ImplicitUsings&gt;</w:t>
-      </w:r>
-    </w:p>
-    <w:p>
-      <w:pPr>
-        <w:pStyle w:val="SourceCode"/>
-        <w:keepNext/>
-      </w:pPr>
-      <w:r>
-        <w:t xml:space="preserve">    &lt;Nullable&gt;enable&lt;/Nullable&gt;</w:t>
-      </w:r>
-    </w:p>
-    <w:p>
-      <w:pPr>
-        <w:pStyle w:val="SourceCode"/>
-        <w:keepNext/>
-      </w:pPr>
-      <w:r>
-        <w:t xml:space="preserve">  &lt;/PropertyGroup&gt;</w:t>
-      </w:r>
-    </w:p>
-    <w:p>
-      <w:pPr>
-        <w:pStyle w:val="SourceCode"/>
-      </w:pPr>
-      <w:r>
-        <w:t>&lt;/Project&gt;</w:t>
-      </w:r>
-    </w:p>
-    <w:p>
-      <w:pPr>
-        <w:keepNext/>
-      </w:pPr>
-    </w:p>
-    <w:p>
-      <w:pPr>
-        <w:keepNext/>
-      </w:pPr>
-    </w:p>
-    <w:p>
-      <w:pPr>
-        <w:pStyle w:val="Heading2"/>
-      </w:pPr>
-      <w:r>
-        <w:t>go/go.mod</w:t>
-      </w:r>
-    </w:p>
-    <w:p>
-      <w:pPr>
-        <w:pStyle w:val="SourceCode"/>
-        <w:keepNext/>
-      </w:pPr>
-      <w:r>
-        <w:t>module example.com/httpclients</w:t>
-      </w:r>
-    </w:p>
-    <w:p>
-      <w:pPr>
-        <w:pStyle w:val="SourceCode"/>
-        <w:keepNext/>
-      </w:pPr>
-    </w:p>
-    <w:p>
-      <w:pPr>
-        <w:pStyle w:val="SourceCode"/>
-      </w:pPr>
-      <w:r>
-        <w:t>go 1.24.0</w:t>
-      </w:r>
-    </w:p>
-    <w:p>
-      <w:pPr>
-        <w:keepNext/>
-      </w:pPr>
-    </w:p>
-    <w:p>
-      <w:pPr>
-        <w:keepNext/>
-      </w:pPr>
-    </w:p>
-    <w:p>
-      <w:pPr>
-        <w:pStyle w:val="Heading2"/>
-      </w:pPr>
-      <w:r>
         <w:t>typescript/package.json</w:t>
       </w:r>
     </w:p>
@@ -25902,164 +26370,6 @@
       </w:pPr>
       <w:r>
         <w:t xml:space="preserve">  }</w:t>
-      </w:r>
-    </w:p>
-    <w:p>
-      <w:pPr>
-        <w:pStyle w:val="SourceCode"/>
-      </w:pPr>
-      <w:r>
-        <w:t>}</w:t>
-      </w:r>
-    </w:p>
-    <w:p>
-      <w:pPr>
-        <w:keepNext/>
-      </w:pPr>
-    </w:p>
-    <w:p>
-      <w:pPr>
-        <w:keepNext/>
-      </w:pPr>
-    </w:p>
-    <w:p>
-      <w:pPr>
-        <w:pStyle w:val="Heading2"/>
-      </w:pPr>
-      <w:r>
-        <w:t>typescript/tsconfig.json</w:t>
-      </w:r>
-    </w:p>
-    <w:p>
-      <w:pPr>
-        <w:pStyle w:val="SourceCode"/>
-        <w:keepNext/>
-      </w:pPr>
-      <w:r>
-        <w:t>{</w:t>
-      </w:r>
-    </w:p>
-    <w:p>
-      <w:pPr>
-        <w:pStyle w:val="SourceCode"/>
-        <w:keepNext/>
-      </w:pPr>
-      <w:r>
-        <w:t xml:space="preserve">  "compilerOptions": {</w:t>
-      </w:r>
-    </w:p>
-    <w:p>
-      <w:pPr>
-        <w:pStyle w:val="SourceCode"/>
-      </w:pPr>
-      <w:r>
-        <w:t xml:space="preserve">    "target": "ES2022",</w:t>
-      </w:r>
-    </w:p>
-    <w:p>
-      <w:pPr>
-        <w:pStyle w:val="SourceCode"/>
-      </w:pPr>
-      <w:r>
-        <w:t xml:space="preserve">    "module": "NodeNext",</w:t>
-      </w:r>
-    </w:p>
-    <w:p>
-      <w:pPr>
-        <w:pStyle w:val="SourceCode"/>
-      </w:pPr>
-      <w:r>
-        <w:t xml:space="preserve">    "moduleResolution": "NodeNext",</w:t>
-      </w:r>
-    </w:p>
-    <w:p>
-      <w:pPr>
-        <w:pStyle w:val="SourceCode"/>
-      </w:pPr>
-      <w:r>
-        <w:t xml:space="preserve">    "rootDir": "src",</w:t>
-      </w:r>
-    </w:p>
-    <w:p>
-      <w:pPr>
-        <w:pStyle w:val="SourceCode"/>
-      </w:pPr>
-      <w:r>
-        <w:t xml:space="preserve">    "outDir": "dist",</w:t>
-      </w:r>
-    </w:p>
-    <w:p>
-      <w:pPr>
-        <w:pStyle w:val="SourceCode"/>
-      </w:pPr>
-      <w:r>
-        <w:t xml:space="preserve">    "strict": true,</w:t>
-      </w:r>
-    </w:p>
-    <w:p>
-      <w:pPr>
-        <w:pStyle w:val="SourceCode"/>
-      </w:pPr>
-      <w:r>
-        <w:t xml:space="preserve">    "types": [</w:t>
-      </w:r>
-    </w:p>
-    <w:p>
-      <w:pPr>
-        <w:pStyle w:val="SourceCode"/>
-      </w:pPr>
-      <w:r>
-        <w:t xml:space="preserve">      "node"</w:t>
-      </w:r>
-    </w:p>
-    <w:p>
-      <w:pPr>
-        <w:pStyle w:val="SourceCode"/>
-      </w:pPr>
-      <w:r>
-        <w:t xml:space="preserve">    ],</w:t>
-      </w:r>
-    </w:p>
-    <w:p>
-      <w:pPr>
-        <w:pStyle w:val="SourceCode"/>
-      </w:pPr>
-      <w:r>
-        <w:t xml:space="preserve">    "moduleDetection": "force"</w:t>
-      </w:r>
-    </w:p>
-    <w:p>
-      <w:pPr>
-        <w:pStyle w:val="SourceCode"/>
-      </w:pPr>
-      <w:r>
-        <w:t xml:space="preserve">  },</w:t>
-      </w:r>
-    </w:p>
-    <w:p>
-      <w:pPr>
-        <w:pStyle w:val="SourceCode"/>
-      </w:pPr>
-      <w:r>
-        <w:t xml:space="preserve">  "include": [</w:t>
-      </w:r>
-    </w:p>
-    <w:p>
-      <w:pPr>
-        <w:pStyle w:val="SourceCode"/>
-        <w:keepNext/>
-      </w:pPr>
-      <w:r>
-        <w:t xml:space="preserve">    "src/**/*.ts"</w:t>
-      </w:r>
-    </w:p>
-    <w:p>
-      <w:pPr>
-        <w:pStyle w:val="SourceCode"/>
-        <w:keepNext/>
-      </w:pPr>
-      <w:r>
-        <w:t xml:space="preserve">  ]</w:t>
       </w:r>
     </w:p>
     <w:p>
@@ -27221,31 +27531,31 @@
       </w:rPr>
     </w:lvl>
   </w:abstractNum>
-  <w:num w:numId="1" w16cid:durableId="1625501820">
+  <w:num w:numId="1" w16cid:durableId="954361887">
     <w:abstractNumId w:val="8"/>
   </w:num>
-  <w:num w:numId="2" w16cid:durableId="367805261">
+  <w:num w:numId="2" w16cid:durableId="677119022">
     <w:abstractNumId w:val="6"/>
   </w:num>
-  <w:num w:numId="3" w16cid:durableId="1336686476">
+  <w:num w:numId="3" w16cid:durableId="61223597">
     <w:abstractNumId w:val="5"/>
   </w:num>
-  <w:num w:numId="4" w16cid:durableId="1115369818">
+  <w:num w:numId="4" w16cid:durableId="164980933">
     <w:abstractNumId w:val="4"/>
   </w:num>
-  <w:num w:numId="5" w16cid:durableId="68887443">
+  <w:num w:numId="5" w16cid:durableId="1956404032">
     <w:abstractNumId w:val="7"/>
   </w:num>
-  <w:num w:numId="6" w16cid:durableId="1783573849">
+  <w:num w:numId="6" w16cid:durableId="717782930">
     <w:abstractNumId w:val="3"/>
   </w:num>
-  <w:num w:numId="7" w16cid:durableId="1849783832">
+  <w:num w:numId="7" w16cid:durableId="504707424">
     <w:abstractNumId w:val="2"/>
   </w:num>
-  <w:num w:numId="8" w16cid:durableId="92282337">
+  <w:num w:numId="8" w16cid:durableId="1305234081">
     <w:abstractNumId w:val="1"/>
   </w:num>
-  <w:num w:numId="9" w16cid:durableId="1501238760">
+  <w:num w:numId="9" w16cid:durableId="445390303">
     <w:abstractNumId w:val="0"/>
   </w:num>
 </w:numbering>

--- a/Volume 1/Chapter 06 - RESTful APIs/SPA_Vol1_Ch6_Lesson6_4_HTTP_Clients.docx
+++ b/Volume 1/Chapter 06 - RESTful APIs/SPA_Vol1_Ch6_Lesson6_4_HTTP_Clients.docx
@@ -1674,7 +1674,7 @@
         <w:keepNext/>
       </w:pPr>
       <w:r>
-        <w:t>$openssl = "C:\Program Files\Git\mingw64\bin\openssl.exe"</w:t>
+        <w:t>$openssl = "C:\Program Files\Git\ucrt64\bin\openssl.exe"</w:t>
       </w:r>
     </w:p>
     <w:p>
@@ -27588,31 +27588,31 @@
       </w:rPr>
     </w:lvl>
   </w:abstractNum>
-  <w:num w:numId="1" w16cid:durableId="822358766">
+  <w:num w:numId="1" w16cid:durableId="1475413002">
     <w:abstractNumId w:val="8"/>
   </w:num>
-  <w:num w:numId="2" w16cid:durableId="1344867876">
+  <w:num w:numId="2" w16cid:durableId="1245336278">
     <w:abstractNumId w:val="6"/>
   </w:num>
-  <w:num w:numId="3" w16cid:durableId="1081216425">
+  <w:num w:numId="3" w16cid:durableId="1240797772">
     <w:abstractNumId w:val="5"/>
   </w:num>
-  <w:num w:numId="4" w16cid:durableId="1935894759">
+  <w:num w:numId="4" w16cid:durableId="934478343">
     <w:abstractNumId w:val="4"/>
   </w:num>
-  <w:num w:numId="5" w16cid:durableId="2119526753">
+  <w:num w:numId="5" w16cid:durableId="765661435">
     <w:abstractNumId w:val="7"/>
   </w:num>
-  <w:num w:numId="6" w16cid:durableId="1590698380">
+  <w:num w:numId="6" w16cid:durableId="1512259407">
     <w:abstractNumId w:val="3"/>
   </w:num>
-  <w:num w:numId="7" w16cid:durableId="594384">
+  <w:num w:numId="7" w16cid:durableId="759253467">
     <w:abstractNumId w:val="2"/>
   </w:num>
-  <w:num w:numId="8" w16cid:durableId="495191197">
+  <w:num w:numId="8" w16cid:durableId="317614092">
     <w:abstractNumId w:val="1"/>
   </w:num>
-  <w:num w:numId="9" w16cid:durableId="170949773">
+  <w:num w:numId="9" w16cid:durableId="1132601093">
     <w:abstractNumId w:val="0"/>
   </w:num>
 </w:numbering>
